--- a/resources/completion-report-template.docx
+++ b/resources/completion-report-template.docx
@@ -1265,7 +1265,7 @@
           <w:sz w:val="24"/>
           <w:szCs w:val="24"/>
         </w:rPr>
-        <w:t xml:space="preserve">____________ </w:t>
+        <w:t xml:space="preserve">{{circle}} Circle-{{cno}}, {{Corporation}}</w:t>
       </w:r>
       <w:r>
         <w:rPr>
@@ -1275,7 +1275,7 @@
           <w:sz w:val="24"/>
           <w:szCs w:val="24"/>
         </w:rPr>
-        <w:t>Circle-</w:t>
+        <w:t/>
       </w:r>
       <w:r>
         <w:rPr>
@@ -1285,7 +1285,7 @@
           <w:sz w:val="24"/>
           <w:szCs w:val="24"/>
         </w:rPr>
-        <w:t>___</w:t>
+        <w:t/>
       </w:r>
       <w:r>
         <w:rPr>
@@ -1295,7 +1295,7 @@
           <w:sz w:val="24"/>
           <w:szCs w:val="24"/>
         </w:rPr>
-        <w:t xml:space="preserve">, </w:t>
+        <w:t xml:space="preserve"/>
       </w:r>
       <w:r>
         <w:rPr>
@@ -1305,7 +1305,7 @@
           <w:sz w:val="24"/>
           <w:szCs w:val="24"/>
         </w:rPr>
-        <w:t>C</w:t>
+        <w:t/>
       </w:r>
       <w:r>
         <w:rPr>
@@ -1315,7 +1315,7 @@
           <w:sz w:val="24"/>
           <w:szCs w:val="24"/>
         </w:rPr>
-        <w:t>MC</w:t>
+        <w:t/>
       </w:r>
       <w:r>
         <w:rPr>
@@ -1325,7 +1325,7 @@
           <w:sz w:val="24"/>
           <w:szCs w:val="24"/>
         </w:rPr>
-        <w:t>.</w:t>
+        <w:t/>
       </w:r>
     </w:p>
     <w:p>

--- a/resources/completion-report-template.docx
+++ b/resources/completion-report-template.docx
@@ -516,7 +516,7 @@
               <w:rPr>
                 <w:b/>
               </w:rPr>
-              <w:t xml:space="preserve">{{Technical Sanc No}} dt. {{TS date}}</w:t>
+              <w:t xml:space="preserve">{{TS No and Date}}</w:t>
             </w:r>
           </w:p>
         </w:tc>

--- a/resources/completion-report-template.docx
+++ b/resources/completion-report-template.docx
@@ -29,7 +29,7 @@
           <w:b/>
           <w:sz w:val="32"/>
         </w:rPr>
-        <w:t>CYBERABAD</w:t>
+        <w:t>{{Corp Full Caps}}</w:t>
       </w:r>
       <w:r>
         <w:rPr>
@@ -37,7 +37,7 @@
           <w:b/>
           <w:sz w:val="32"/>
         </w:rPr>
-        <w:t xml:space="preserve"> MUNICIPAL CORPORATION</w:t>
+        <w:t xml:space="preserve"/>
       </w:r>
     </w:p>
     <w:p>
